--- a/rapports/16_02_2026/THIMBANE/coh_EQ6_sup_013301110029.docx
+++ b/rapports/16_02_2026/THIMBANE/coh_EQ6_sup_013301110029.docx
@@ -25,7 +25,7 @@
         <w:br/>
         <w:t>Grappe: 013301110029</w:t>
         <w:br/>
-        <w:t>Date: 16/02/2026 a 12:41</w:t>
+        <w:t>Date: 16/02/2026 a 12:58</w:t>
       </w:r>
     </w:p>
     <w:p/>

--- a/rapports/16_02_2026/THIMBANE/coh_EQ6_sup_013301110029.docx
+++ b/rapports/16_02_2026/THIMBANE/coh_EQ6_sup_013301110029.docx
@@ -25,7 +25,7 @@
         <w:br/>
         <w:t>Grappe: 013301110029</w:t>
         <w:br/>
-        <w:t>Date: 16/02/2026 a 12:58</w:t>
+        <w:t>Date: 16/02/2026 a 13:06</w:t>
       </w:r>
     </w:p>
     <w:p/>
@@ -231,6 +231,38 @@
           </w:tcPr>
           <w:p>
             <w:r>
+              <w:t>Section7b</w:t>
+            </w:r>
+          </w:p>
+        </w:tc>
+        <w:tc>
+          <w:tcPr>
+            <w:tcW w:type="dxa" w:w="3324"/>
+          </w:tcPr>
+          <w:p>
+            <w:r>
+              <w:t>Consommation alimentaire - 7 jours</w:t>
+            </w:r>
+          </w:p>
+        </w:tc>
+        <w:tc>
+          <w:tcPr>
+            <w:tcW w:type="dxa" w:w="3324"/>
+          </w:tcPr>
+          <w:p>
+            <w:r>
+              <w:t>12</w:t>
+            </w:r>
+          </w:p>
+        </w:tc>
+      </w:tr>
+      <w:tr>
+        <w:tc>
+          <w:tcPr>
+            <w:tcW w:type="dxa" w:w="3324"/>
+          </w:tcPr>
+          <w:p>
+            <w:r>
               <w:t>Section16a</w:t>
             </w:r>
           </w:p>
@@ -263,38 +295,6 @@
           </w:tcPr>
           <w:p>
             <w:r>
-              <w:t>Section7b</w:t>
-            </w:r>
-          </w:p>
-        </w:tc>
-        <w:tc>
-          <w:tcPr>
-            <w:tcW w:type="dxa" w:w="3324"/>
-          </w:tcPr>
-          <w:p>
-            <w:r>
-              <w:t>Consommation alimentaire - 7 jours</w:t>
-            </w:r>
-          </w:p>
-        </w:tc>
-        <w:tc>
-          <w:tcPr>
-            <w:tcW w:type="dxa" w:w="3324"/>
-          </w:tcPr>
-          <w:p>
-            <w:r>
-              <w:t>11</w:t>
-            </w:r>
-          </w:p>
-        </w:tc>
-      </w:tr>
-      <w:tr>
-        <w:tc>
-          <w:tcPr>
-            <w:tcW w:type="dxa" w:w="3324"/>
-          </w:tcPr>
-          <w:p>
-            <w:r>
               <w:t>Section0</w:t>
             </w:r>
           </w:p>
@@ -315,7 +315,7 @@
           </w:tcPr>
           <w:p>
             <w:r>
-              <w:t>10</w:t>
+              <w:t>11</w:t>
             </w:r>
           </w:p>
         </w:tc>
@@ -379,7 +379,7 @@
           </w:tcPr>
           <w:p>
             <w:r>
-              <w:t>7</w:t>
+              <w:t>6</w:t>
             </w:r>
           </w:p>
         </w:tc>
@@ -411,7 +411,7 @@
           </w:tcPr>
           <w:p>
             <w:r>
-              <w:t>5</w:t>
+              <w:t>4</w:t>
             </w:r>
           </w:p>
         </w:tc>
@@ -487,7 +487,7 @@
           </w:tcPr>
           <w:p>
             <w:r>
-              <w:t>Section9c</w:t>
+              <w:t>Section11</w:t>
             </w:r>
           </w:p>
         </w:tc>
@@ -497,7 +497,7 @@
           </w:tcPr>
           <w:p>
             <w:r>
-              <w:t>Depenses non-alimentaires - 30 jours</w:t>
+              <w:t>Caracteristiques logement</w:t>
             </w:r>
           </w:p>
         </w:tc>
@@ -963,7 +963,7 @@
         <w:rPr>
           <w:sz w:val="20"/>
         </w:rPr>
-        <w:t>- Attention ! Le prix unitaire d'achat (100 Fcfa) de Crevettes séchées en Sachets (Moyen) est relativement faible par rapport aux autres prix observés dans cette zone. Prière de corriger ou de confirmer avec le QG. Attention ! Le prix unitaire d'achat (1000 Fcfa) de Concentré de tomate en Boite de tomate/Pot (Grand) est relativement faible par rapport aux autres prix observés dans cette zone. Prière de corriger ou de confirmer avec le QG. Attention ! Le prix unitaire d'achat (200 Fcfa) de Pain moderne (Baguette) en miche (Moyen) est relativement élevé par rapport aux autres prix observés dans cette zone. Prière de corriger ou de confirmer avec le QG. Attention ! Le prix unitaire d'achat (500 Fcfa) de Banane douce en Kg (taille unique) est relativement faible par rapport aux autres prix observés dans cette zone. Prière de corriger ou de confirmer avec le QG. Attention ! Soupçons de quantité anormale! Le ménage de MOR NDOYE avec une taille de 6 personnes a consommé 6 Cuillère en Petit de Vinaigre de vin qui est relativement élevé comme consommation par rapport à la condition de vie des autres ménages de même taille dans cette zone. Prière de corriger ou de confirmer avec le QG. Attention ! Soupçons de quantité anormale! Le ménage de MOR NDOYE avec une taille de 6 personnes a consommé 8 Sachets en Moyen de Piment séché qui est relativement élevé comme consommation par rapport à la condition de vie des autres ménages de même taille dans cette zone. Prière de corriger ou de confirmer avec le QG. Avertissement!! La quantité (5.25 litre) du produit Huile de soja  consommée  par le ménage semble très élevé, prière de corriger ou confirmer avec le QG. Avertissement!!! Le ménage a consommé 7 Paquet Moyen de Thé en sachet, cette quantité semble anormale pour une consommation des 7 derniers jours.Prière de corriger ou de confirmer avec le QG. Avertissement!! le prix unitaire (150 Fcfa) de Thé en sachet (unité: Sachets) de taille Moyen est très faible ou élevé. Prière de corriger ou de confirmer avec le QG. Incohérence!! Dans ce ménage, chaque individus consomme par jour 34.45214 Kg  de cereale; Prière de revoir les quantités prises de ces produits. Le prix d'achat unitaire (6000 Fcfa) de Café moulu en Kg de taille taille unique prière de regarder les reponses prises dans les questions s07bq07a s07bq07b s07bq07c s07bq08 pour mieux corriger.</w:t>
+        <w:t>- Attention ! Le prix unitaire d'achat (100 Fcfa) de Crevettes séchées en Sachets (Moyen) est relativement faible par rapport aux autres prix observés dans cette zone. Prière de corriger ou de confirmer avec le QG. Attention ! Le prix unitaire d'achat (200 Fcfa) de Pain moderne (Baguette) en miche (Moyen) est relativement élevé par rapport aux autres prix observés dans cette zone. Prière de corriger ou de confirmer avec le QG. Attention ! Le prix unitaire d'achat (200 Fcfa) de Tomate séchée en Sachets (Moyen) est relativement élevé par rapport aux autres prix observés dans cette zone. Prière de corriger ou de confirmer avec le QG. Attention ! Le prix unitaire d'achat (500 Fcfa) de Banane douce en Kg (taille unique) est relativement faible par rapport aux autres prix observés dans cette zone. Prière de corriger ou de confirmer avec le QG. Attention ! Le prix unitaire d'achat (75 Fcfa) de Moutarde en Sachets (Petit) est relativement élevé par rapport aux autres prix observés dans cette zone. Prière de corriger ou de confirmer avec le QG. Attention ! Soupçons de quantité anormale! Le ménage de MOR NDOYE avec une taille de 6 personnes a consommé 8 Sachets en Moyen de Piment séché qui est relativement élevé comme consommation par rapport à la condition de vie des autres ménages de même taille dans cette zone. Prière de corriger ou de confirmer avec le QG. Avertissement!! La quantité (5.25 litre) du produit Huile de soja  consommée  par le ménage semble très élevé, prière de corriger ou confirmer avec le QG. Attention ! Soupçons de quantité anormale! Le ménage de MOR NDOYE avec une taille de 6 personnes a consommé 5.25 Litre en taille unique de Huile de soja  qui est relativement élevé comme consommation par rapport à la condition de vie des autres ménages de même taille dans cette zone. Prière de corriger ou de confirmer avec le QG. Avertissement!!! Le ménage a consommé 7 Paquet Petit de Thé en sachet, cette quantité semble anormale pour une consommation des 7 derniers jours.Prière de corriger ou de confirmer avec le QG. Avertissement!! le prix unitaire (150 Fcfa) de Thé en sachet (unité: Paquet) de taille Petit est très faible ou élevé. Prière de corriger ou de confirmer avec le QG. Incohérence!! Dans ce ménage, chaque individus consomme par jour 64.69905 Kg  de cereale; Prière de revoir les quantités prises de ces produits. Le prix d'achat unitaire (6000 Fcfa) de Café moulu en Kg de taille taille unique prière de regarder les reponses prises dans les questions s07bq07a s07bq07b s07bq07c s07bq08 pour mieux corriger.</w:t>
       </w:r>
     </w:p>
     <w:p>
@@ -987,27 +987,6 @@
         <w:t xml:space="preserve">- La dépense en alimentation pour Gamou  ne peut être 0. Veuillez s'il vous plaît revoir ce montant. </w:t>
         <w:br/>
         <w:t>- La dépense en alimentation pour Magal  ne peut être 0. Veuillez s'il vous plaît revoir ce montant.</w:t>
-      </w:r>
-    </w:p>
-    <w:p>
-      <w:r>
-        <w:rPr>
-          <w:b/>
-          <w:color w:val="4672C4"/>
-          <w:sz w:val="22"/>
-        </w:rPr>
-        <w:t>&gt;&gt; Section9e - Depenses non-alimentaires - 6 mois</w:t>
-      </w:r>
-    </w:p>
-    <w:p>
-      <w:pPr>
-        <w:ind w:left="283"/>
-      </w:pPr>
-      <w:r>
-        <w:rPr>
-          <w:sz w:val="20"/>
-        </w:rPr>
-        <w:t>- Peu plausible! le montant de la dépense pour Sous-vêtements femme (15 ans et plus): slip, jupon, tee shirt,soutien gorge, collant, etc. semble faible. Veuillez, s'il vous plaît, confirmer cette information avec le QG ou la corriger.</w:t>
       </w:r>
     </w:p>
     <w:p>
@@ -1050,27 +1029,6 @@
           <w:sz w:val="20"/>
         </w:rPr>
         <w:t>- La section 16 du ménage de MOR NDOYE n'est pas renseigné, prière de renseigner.</w:t>
-      </w:r>
-    </w:p>
-    <w:p>
-      <w:r>
-        <w:rPr>
-          <w:b/>
-          <w:color w:val="4672C4"/>
-          <w:sz w:val="22"/>
-        </w:rPr>
-        <w:t>&gt;&gt; Section19 - Equipements agricoles</w:t>
-      </w:r>
-    </w:p>
-    <w:p>
-      <w:pPr>
-        <w:ind w:left="283"/>
-      </w:pPr>
-      <w:r>
-        <w:rPr>
-          <w:sz w:val="20"/>
-        </w:rPr>
-        <w:t>- Incohérence!! Le prix d'achat de Abreuvoir / Mangeoire ne doit pas être égal 0 même si le ménage l'a reçu en cadeau prière de leurs aider à faire une estimation. Incohérence!! Le prix de revente de Abreuvoir / Mangeoire dans cette section 19 ne doit pas être égal 0 même si le ménage l'a reçu en cadeau prière de leurs aider à faire une estimation.</w:t>
       </w:r>
     </w:p>
     <w:p>
@@ -1427,8 +1385,6 @@
         <w:rPr>
           <w:sz w:val="20"/>
         </w:rPr>
-        <w:t xml:space="preserve">- Avertissement!!!  BAYE DOUNE DIOUF  possède un téléphone android mais dit n'avoir pas accès à l'internet, prière de confirmer cette information avec le QG ou la corriger. Incoherence! BAYE DOUNE DIOUF dispose d'un téléphone portable à s01q39, donc la raison évoquée ne peut pas être (ne dispose pas d'appareil). Attention ! Le montant (10000 Fcfa) dépensé ou reçu en cadeau pour les cartes prépayées, les transferts de crédit et les abonnements de  BAYE DOUNE DIOUF est relativement élevé par rapport aux autres montants depansés observés dans cette zone. Prière de corriger ou de confirmer avec le QG. Attention ! Le montant (10000 Fcfa) dépensé ou reçu en cadeau pour les recharges internet ou de forfaits de données mobiles(hors appels vocaux), aucours des 30 derniers jours de  BAYE DOUNE DIOUF est relativement élevé par rapport aux autres montants depansés observés dans cette zone. Prière de corriger ou de confirmer avec le QG. </w:t>
-        <w:br/>
         <w:t>- Incoherence! MAGUETTE DIOUF dispose d'un téléphone portable à s01q39, donc la raison évoquée ne peut pas être (ne dispose pas d'appareil).</w:t>
       </w:r>
     </w:p>
@@ -1450,8 +1406,6 @@
         <w:rPr>
           <w:sz w:val="20"/>
         </w:rPr>
-        <w:t xml:space="preserve">- Incohérence ! le montant payé de MAREME DIOUF pour les frais de scolarité est très faible. veuillez, s'il vous plait, confirmer ces informations avec le QG ou apporter les corrections nécessaires. </w:t>
-        <w:br/>
         <w:t>- La raison principale que NDEYE AITA DIOUF n'a pas été à l'école entre 2024/2025 est faire une formation et semble exister dans les modalités, prière de prendre attache avec le QG pour plus d'explication afin de la classer bien.</w:t>
       </w:r>
     </w:p>
@@ -1523,7 +1477,7 @@
         <w:rPr>
           <w:sz w:val="20"/>
         </w:rPr>
-        <w:t>- Attention ! Le prix unitaire d'achat (1200 Fcfa) de Pomme de terre en Kg (taille unique) est relativement élevé par rapport aux autres prix observés dans cette zone. Prière de corriger ou de confirmer avec le QG. Attention ! Le prix unitaire d'achat (50 Fcfa) de Niébé/Haricots secs en Sachets (Petit) est relativement faible par rapport aux autres prix observés dans cette zone. Prière de corriger ou de confirmer avec le QG. Attention ! Le prix unitaire d'achat (500 Fcfa) de Lait concentré non-sucré en Pot (Petit) est relativement élevé par rapport aux autres prix observés dans cette zone. Prière de corriger ou de confirmer avec le QG. Attention ! Soupçons de quantité anormale! Le ménage de MAGUETTE DIOUF avec une taille de 10 personnes a consommé 9 Sachets industriel en Petit de Concentré de tomate qui est relativement élevé comme consommation par rapport à la condition de vie des autres ménages de même taille dans cette zone. Prière de corriger ou de confirmer avec le QG. Avertissement!! La quantité (3.63 litre) du produit Huile d'arachide raffinée consommée  par le ménage semble très élevé, prière de corriger ou confirmer avec le QG. Avertissement!!! Le ménage a consommé 7 Paquet Petit de Thé en sachet, cette quantité semble anormale pour une consommation des 7 derniers jours.Prière de corriger ou de confirmer avec le QG. Avertissement!!! Le ménage a consommé 8 Morceau (Portion) Petit de Carpe séchée, cette quantité semble anormale pour une consommation des 7 derniers jours.Prière de corriger ou de confirmer avec le QG. Avertissement!!! Le ménage a consommé 8 Morceau (Portion) Petit de Escargots, cette quantité semble anormale pour une consommation des 7 derniers jours.Prière de corriger ou de confirmer avec le QG. Avertissement!!! Le ménage a consommé 8 Morceau (Portion) Petit de Poisson de mer séché (yayeboye), cette quantité semble anormale pour une consommation des 7 derniers jours.Prière de corriger ou de confirmer avec le QG. Incohérence!! Dans ce ménage, chaque individus consomme par jour 27.243 Kg  de cereale; Prière de revoir les quantités prises de ces produits. Le prix d'achat unitaire (6400 Fcfa) de Poivre en Kg de taille taille unique prière de regarder les reponses prises dans les questions s07bq07a s07bq07b s07bq07c s07bq08 pour mieux corriger. Attention ! Soupçons de quantité anormale! Le ménage de MAGUETTE DIOUF avec une taille de 10 personnes a consommé 14 Sachets en Petit de Poivre qui est relativement élevé comme consommation par rapport à la condition de vie des autres ménages de même taille dans cette zone. Prière de corriger ou de confirmer avec le QG.</w:t>
+        <w:t>- Attention ! Le prix unitaire d'achat (100 Fcfa) de Pain moderne (Rond) en Pièce (Moyen) est relativement faible par rapport aux autres prix observés dans cette zone. Prière de corriger ou de confirmer avec le QG. Attention ! Le prix unitaire d'achat (1200 Fcfa) de Pomme de terre en Kg (taille unique) est relativement élevé par rapport aux autres prix observés dans cette zone. Prière de corriger ou de confirmer avec le QG. Attention ! Le prix unitaire d'achat (50 Fcfa) de Niébé/Haricots secs en Sachets (Petit) est relativement faible par rapport aux autres prix observés dans cette zone. Prière de corriger ou de confirmer avec le QG. Attention ! Le prix unitaire d'achat (500 Fcfa) de Lait concentré non-sucré en Pot (Petit) est relativement élevé par rapport aux autres prix observés dans cette zone. Prière de corriger ou de confirmer avec le QG. Attention ! Le prix unitaire d'achat (75 Fcfa) de Farine de blé locale ou importée en Sachets (Petit) est relativement faible par rapport aux autres prix observés dans cette zone. Prière de corriger ou de confirmer avec le QG. Attention ! Soupçons de quantité anormale! Le ménage de MAGUETTE DIOUF avec une taille de 10 personnes a consommé 14 Pièce en Petit de Carotte qui est relativement élevé comme consommation par rapport à la condition de vie des autres ménages de même taille dans cette zone. Prière de corriger ou de confirmer avec le QG. Attention ! Soupçons de quantité anormale! Le ménage de MAGUETTE DIOUF avec une taille de 10 personnes a consommé 14 Sachets en Petit de Poivre qui est relativement élevé comme consommation par rapport à la condition de vie des autres ménages de même taille dans cette zone. Prière de corriger ou de confirmer avec le QG. Attention ! Soupçons de quantité anormale! Le ménage de MAGUETTE DIOUF avec une taille de 10 personnes a consommé 6 Pièce en Moyen de Aubergine   qui est relativement élevé comme consommation par rapport à la condition de vie des autres ménages de même taille dans cette zone. Prière de corriger ou de confirmer avec le QG. Avertissement!! La quantité (3.63 litre) du produit Huile d'arachide raffinée consommée  par le ménage semble très élevé, prière de corriger ou confirmer avec le QG. Avertissement!!! Le ménage a consommé 7 Paquet Petit de Thé en sachet, cette quantité semble anormale pour une consommation des 7 derniers jours.Prière de corriger ou de confirmer avec le QG. Avertissement!!! Le ménage a consommé 8 Morceau (Portion) Petit de Carpe séchée, cette quantité semble anormale pour une consommation des 7 derniers jours.Prière de corriger ou de confirmer avec le QG. Avertissement!!! Le ménage a consommé 8 Morceau (Portion) Petit de Escargots, cette quantité semble anormale pour une consommation des 7 derniers jours.Prière de corriger ou de confirmer avec le QG. Avertissement!!! Le ménage a consommé 8 Morceau (Portion) Petit de Poisson de mer séché (yayeboye), cette quantité semble anormale pour une consommation des 7 derniers jours.Prière de corriger ou de confirmer avec le QG. Incohérence!! Dans ce ménage, chaque individus consomme par jour 43.97514 Kg  de cereale; Prière de revoir les quantités prises de ces produits.</w:t>
       </w:r>
     </w:p>
     <w:p>
@@ -1869,6 +1823,27 @@
           <w:color w:val="4672C4"/>
           <w:sz w:val="22"/>
         </w:rPr>
+        <w:t>&gt;&gt; Section0 - Identification et renseignements de controle</w:t>
+      </w:r>
+    </w:p>
+    <w:p>
+      <w:pPr>
+        <w:ind w:left="283"/>
+      </w:pPr>
+      <w:r>
+        <w:rPr>
+          <w:sz w:val="20"/>
+        </w:rPr>
+        <w:t>- Le questionnaire semble ne pas être complètement fini mais le questionnaire est en statut complet, prière de compléter le questionnaire.</w:t>
+      </w:r>
+    </w:p>
+    <w:p>
+      <w:r>
+        <w:rPr>
+          <w:b/>
+          <w:color w:val="4672C4"/>
+          <w:sz w:val="22"/>
+        </w:rPr>
         <w:t>&gt;&gt; Section1 - Caracteristiques des membres</w:t>
       </w:r>
     </w:p>
@@ -1972,7 +1947,7 @@
         <w:rPr>
           <w:sz w:val="20"/>
         </w:rPr>
-        <w:t>- Attention ! Le prix unitaire d'achat (50 Fcfa) de Poireau en Tas (Petit) est relativement faible par rapport aux autres prix observés dans cette zone. Prière de corriger ou de confirmer avec le QG. Attention ! Soupçons de quantité anormale! Le ménage de MOUHAMED DIA avec une taille de 8 personnes a consommé 12 Pièce en Petit de Piment frais qui est relativement élevé comme consommation par rapport à la condition de vie des autres ménages de même taille dans cette zone. Prière de corriger ou de confirmer avec le QG. Avertissement!! Les quantités du Thé en feuille consommées en Pièce semble incoherent car les ménages consomment géneralement en sachet ou en paquet, prière de corriger ou confirmer avec le QG. Avertissement!!! Le ménage a consommé 2 Paquet Petit de Thé en sachet, cette quantité semble anormale pour une consommation des 7 derniers jours.Prière de corriger ou de confirmer avec le QG. Avertissement!! le prix unitaire (100 Fcfa) de Thé en sachet (unité: Paquet) de taille Petit est très faible ou élevé. Prière de corriger ou de confirmer avec le QG. Incohérence!! Dans ce ménage, chaque individus consomme par jour 28.28125 Kg  de cereale; Prière de revoir les quantités prises de ces produits. Incohérence!! Dans ce ménage, chaque individus consomme par jour 28.28125 Kg  de cereale; Prière de revoir les quantités prises de ces produits.</w:t>
+        <w:t>- Avertissement!! Les quantités du Thé en feuille consommées en Pièce semble incoherent car les ménages consomment géneralement en sachet ou en paquet, prière de corriger ou confirmer avec le QG. Avertissement!!! Le ménage a consommé 2 Paquet Petit de Thé en sachet, cette quantité semble anormale pour une consommation des 7 derniers jours.Prière de corriger ou de confirmer avec le QG. Avertissement!! le prix unitaire (100 Fcfa) de Thé en sachet (unité: Paquet) de taille Petit est très faible ou élevé. Prière de corriger ou de confirmer avec le QG. Incohérence!! Dans ce ménage, chaque individus consomme par jour 47.86161 Kg  de cereale; Prière de revoir les quantités prises de ces produits. Incohérence!! Dans ce ménage, chaque individus consomme par jour 47.86161 Kg  de cereale; Prière de revoir les quantités prises de ces produits.</w:t>
       </w:r>
     </w:p>
     <w:p>
@@ -2392,9 +2367,9 @@
         <w:rPr>
           <w:sz w:val="20"/>
         </w:rPr>
-        <w:t xml:space="preserve">- Avertissement!!!  edmond manga  possède un téléphone android mais dit n'avoir pas accès à l'internet, prière de confirmer cette information avec le QG ou la corriger. Incoherence! edmond manga dispose d'un téléphone portable à s01q39, donc la raison évoquée ne peut pas être (ne dispose pas d'appareil). </w:t>
+        <w:t xml:space="preserve">- Avertissement!!!  edmond manga  possède un téléphone android mais dit n'avoir pas accès à l'internet, prière de confirmer cette information avec le QG ou la corriger. </w:t>
         <w:br/>
-        <w:t>- Les catégories socioprofessionnelles du père biologique de  adele sagna  ne sont pas coherentes, prière de corriger. Incoherence! adele sagna dispose d'un téléphone portable à s01q39, donc la raison évoquée ne peut pas être (ne dispose pas d'appareil).</w:t>
+        <w:t>- Incoherence! adele sagna dispose d'un téléphone portable à s01q39, donc la raison évoquée ne peut pas être (ne dispose pas d'appareil).</w:t>
       </w:r>
     </w:p>
     <w:p>
@@ -2438,7 +2413,7 @@
         <w:rPr>
           <w:sz w:val="20"/>
         </w:rPr>
-        <w:t>- Attention ! Le prix unitaire d'achat (100 Fcfa) de Carotte en Tas (Petit) est relativement faible par rapport aux autres prix observés dans cette zone. Prière de corriger ou de confirmer avec le QG. Attention ! Le prix unitaire d'achat (1666.667 Fcfa) de Pomme de terre en Kg (taille unique) est relativement élevé par rapport aux autres prix observés dans cette zone. Prière de corriger ou de confirmer avec le QG. Attention ! Le prix unitaire d'achat (200 Fcfa) de Jus de fruits type 2 (Tampico, Pressea,etc.) en Sachets industriel (Petit) est relativement élevé par rapport aux autres prix observés dans cette zone. Prière de corriger ou de confirmer avec le QG. Attention ! Le prix unitaire d'achat (4500 Fcfa) de Viande de poulet entier en Sachets (Moyen) est relativement élevé par rapport aux autres prix observés dans cette zone. Prière de corriger ou de confirmer avec le QG. Attention ! Soupçons de quantité anormale! Le ménage de edmond manga avec une taille de 3 personnes a consommé 2 Pièce en Petit de Concombre qui est relativement élevé comme consommation par rapport à la condition de vie des autres ménages de même taille dans cette zone. Prière de corriger ou de confirmer avec le QG. Incohérence!! Dans ce ménage, chaque individus consomme par jour 2.559524 Kg  de cereale; Prière de revoir les quantités prises de ces produits.</w:t>
+        <w:t>- Attention ! Le prix unitaire d'achat (100 Fcfa) de Carotte en Tas (Petit) est relativement faible par rapport aux autres prix observés dans cette zone. Prière de corriger ou de confirmer avec le QG. Attention ! Le prix unitaire d'achat (1666.667 Fcfa) de Pomme de terre en Kg (taille unique) est relativement élevé par rapport aux autres prix observés dans cette zone. Prière de corriger ou de confirmer avec le QG. Attention ! Le prix unitaire d'achat (200 Fcfa) de Jus de fruits type 2 (Tampico, Pressea,etc.) en Sachets industriel (Petit) est relativement élevé par rapport aux autres prix observés dans cette zone. Prière de corriger ou de confirmer avec le QG. Attention ! Le prix unitaire d'achat (4500 Fcfa) de Viande de poulet entier en Sachets (Moyen) est relativement élevé par rapport aux autres prix observés dans cette zone. Prière de corriger ou de confirmer avec le QG. Attention ! Le prix unitaire d'achat (800 Fcfa) de  en Sachets industriel (Petit) est relativement élevé par rapport aux autres prix observés dans cette zone. Prière de corriger ou de confirmer avec le QG. Incohérence!! Dans ce ménage, chaque individus consomme par jour 3.440476 Kg  de cereale; Prière de revoir les quantités prises de ces produits.</w:t>
       </w:r>
     </w:p>
     <w:p>
@@ -2879,9 +2854,7 @@
         <w:rPr>
           <w:sz w:val="20"/>
         </w:rPr>
-        <w:t xml:space="preserve">- Peu probable! Mamadou Sene  n'arrive pas  à comprendre un petit texte lu dans une langue locale (s02q03). Veuillez corriger ou donner des explications au QG. </w:t>
-        <w:br/>
-        <w:t>- Peu probable! Sanou NDOYE  n'arrive pas  à comprendre un petit texte lu dans une langue locale (s02q03). Veuillez corriger ou donner des explications au QG. Peu probable! Sanou NDOYE  ne sait ni lire, ni écrire, ni comprendre dans aucune des langues  (s02q01,s02q02,s02q03). Veuillez corriger ou donner des explications au QG.</w:t>
+        <w:t>- Peu probable! Mamadou Sene  n'arrive pas  à comprendre un petit texte lu dans une langue locale (s02q03). Veuillez corriger ou donner des explications au QG.</w:t>
       </w:r>
     </w:p>
     <w:p>
@@ -2902,28 +2875,7 @@
         <w:rPr>
           <w:sz w:val="20"/>
         </w:rPr>
-        <w:t>- Attention ! Le prix unitaire d'achat (125 Fcfa) de Œufs frais en Pièce (taille unique) est relativement élevé par rapport aux autres prix observés dans cette zone. Prière de corriger ou de confirmer avec le QG. Attention ! Le prix unitaire d'achat (1600 Fcfa) de Banane douce en Kg (taille unique) est relativement élevé par rapport aux autres prix observés dans cette zone. Prière de corriger ou de confirmer avec le QG. Attention ! Soupçons de quantité anormale! Le ménage de Sanou NDOYE avec une taille de 2 personnes a consommé 33 Tranche en Moyen de Pastèque qui est relativement élevé comme consommation par rapport à la condition de vie des autres ménages de même taille dans cette zone. Prière de corriger ou de confirmer avec le QG. Avertissement!!! Le ménage a consommé 7 Paquet Moyen de Thé en sachet, cette quantité semble anormale pour une consommation des 7 derniers jours.Prière de corriger ou de confirmer avec le QG. Avertissement!! le prix unitaire (150 Fcfa) de Thé en sachet (unité: Sachets) de taille Moyen est très faible ou élevé. Prière de corriger ou de confirmer avec le QG.</w:t>
-      </w:r>
-    </w:p>
-    <w:p>
-      <w:r>
-        <w:rPr>
-          <w:b/>
-          <w:color w:val="4672C4"/>
-          <w:sz w:val="22"/>
-        </w:rPr>
-        <w:t>&gt;&gt; Section9c - Depenses non-alimentaires - 30 jours</w:t>
-      </w:r>
-    </w:p>
-    <w:p>
-      <w:pPr>
-        <w:ind w:left="283"/>
-      </w:pPr>
-      <w:r>
-        <w:rPr>
-          <w:sz w:val="20"/>
-        </w:rPr>
-        <w:t>- Peu plausible! le montant de la dépense pour  Savon de ménage, lessive en poudre, détergents (eau de javel, etc. ) semble trop élevé. Veuillez, s'il vous plaît, confirmer cette information avec le QG ou la corriger.</w:t>
+        <w:t>- Attention ! Le prix unitaire d'achat (125 Fcfa) de Œufs frais en Pièce (taille unique) est relativement élevé par rapport aux autres prix observés dans cette zone. Prière de corriger ou de confirmer avec le QG. Attention ! Le prix unitaire d'achat (1600 Fcfa) de Banane douce en Kg (taille unique) est relativement élevé par rapport aux autres prix observés dans cette zone. Prière de corriger ou de confirmer avec le QG. Attention ! Soupçons de quantité anormale! Le ménage de Sanou NDOYE avec une taille de 2 personnes a consommé 33 Tranche en Moyen de Pastèque qui est relativement élevé comme consommation par rapport à la condition de vie des autres ménages de même taille dans cette zone. Prière de corriger ou de confirmer avec le QG. Avertissement!!! Le ménage a consommé 7 Paquet Petit de Thé en sachet, cette quantité semble anormale pour une consommation des 7 derniers jours.Prière de corriger ou de confirmer avec le QG. Avertissement!! le prix unitaire (150 Fcfa) de Thé en sachet (unité: Paquet) de taille Petit est très faible ou élevé. Prière de corriger ou de confirmer avec le QG.</w:t>
       </w:r>
     </w:p>
     <w:p>
@@ -2946,9 +2898,7 @@
         </w:rPr>
         <w:t xml:space="preserve">- Attention ! Armoires et autres meubles a été achété à 625000 Fcfa est relativement élevé par rapport aux autres prix d'achat observés dans cette zone. Prière de corriger ou de confirmer avec le QG. Attention ! Armoires et autres meubles a été revendu à 600000 Fcfa qui est relativement élevé par rapport aux autres prix de revente observés dans cette zone. Prière de corriger ou de confirmer avec le QG. </w:t>
         <w:br/>
-        <w:t xml:space="preserve">- Attention ! Bonbonne de gaz a été achété à 20500 Fcfa est relativement élevé par rapport aux autres prix d'achat observés dans cette zone. Prière de corriger ou de confirmer avec le QG. Attention ! Bonbonne de gaz a été revendu à 20000 Fcfa qui est relativement élevé par rapport aux autres prix de revente observés dans cette zone. Prière de corriger ou de confirmer avec le QG. </w:t>
-        <w:br/>
-        <w:t>- Attention ! Lit a été revendu à 490000 Fcfa qui est relativement élevé par rapport aux autres prix de revente observés dans cette zone. Prière de corriger ou de confirmer avec le QG.</w:t>
+        <w:t>- Attention ! Bonbonne de gaz a été achété à 20500 Fcfa est relativement élevé par rapport aux autres prix d'achat observés dans cette zone. Prière de corriger ou de confirmer avec le QG. Attention ! Bonbonne de gaz a été revendu à 20000 Fcfa qui est relativement élevé par rapport aux autres prix de revente observés dans cette zone. Prière de corriger ou de confirmer avec le QG.</w:t>
       </w:r>
     </w:p>
     <w:p>
@@ -3347,7 +3297,7 @@
         <w:rPr>
           <w:sz w:val="20"/>
         </w:rPr>
-        <w:t>- La catégorie socioprofessionnelle de la mère biologique de  Moussa FALL n'est pas coherente avec les réponses des questions s01q35 et s01q36, prière de corriger ou de confirmer cette informations avec le QG. Attention ! Le montant (5200 Fcfa) dépensé ou reçu en cadeau pour les cartes prépayées, les transferts de crédit et les abonnements de  Moussa FALL est relativement élevé par rapport aux autres montants depansés observés dans cette zone. Prière de corriger ou de confirmer avec le QG.</w:t>
+        <w:t>- Attention ! Le montant (5200 Fcfa) dépensé ou reçu en cadeau pour les cartes prépayées, les transferts de crédit et les abonnements de  Moussa FALL est relativement élevé par rapport aux autres montants depansés observés dans cette zone. Prière de corriger ou de confirmer avec le QG.</w:t>
       </w:r>
     </w:p>
     <w:p>
@@ -3370,51 +3320,7 @@
         </w:rPr>
         <w:t xml:space="preserve">- Peu probable! El Hadji FALL  n'arrive pas  à comprendre un petit texte lu dans une langue locale (s02q03). Veuillez corriger ou donner des explications au QG.  Incohérence ! seulement les écoles gouvermentales paient les cotisations (Gouvernement, communauté, ONG ou organisation humanitaire). veuillez, s'il vous plait, confirmer cette information de El Hadji FALL avec le QG ou apporter les corrections nécessaires. </w:t>
         <w:br/>
-        <w:t xml:space="preserve">- Peu probable! Moussa FALL  n'arrive pas  à comprendre un petit texte lu dans une langue locale (s02q03). Veuillez corriger ou donner des explications au QG. </w:t>
-        <w:br/>
         <w:t>- Peu probable! Pape Rame FALL  n'arrive pas  à comprendre un petit texte lu dans une langue locale (s02q03). Veuillez corriger ou donner des explications au QG.  Incohérence ! seulement les écoles gouvermentales paient les cotisations (Gouvernement, communauté, ONG ou organisation humanitaire). veuillez, s'il vous plait, confirmer cette information de Pape Rame FALL avec le QG ou apporter les corrections nécessaires.</w:t>
-      </w:r>
-    </w:p>
-    <w:p>
-      <w:r>
-        <w:rPr>
-          <w:b/>
-          <w:color w:val="4672C4"/>
-          <w:sz w:val="22"/>
-        </w:rPr>
-        <w:t>&gt;&gt; Section3 - Sante</w:t>
-      </w:r>
-    </w:p>
-    <w:p>
-      <w:pPr>
-        <w:ind w:left="283"/>
-      </w:pPr>
-      <w:r>
-        <w:rPr>
-          <w:sz w:val="20"/>
-        </w:rPr>
-        <w:t>- Avertissement!!! Fatou FAYE a été malade aucours des 03 derniers mois mais n'a effectuée aucune dépense. Prière de corriger ces cas ou de confirmer avec le QG.</w:t>
-      </w:r>
-    </w:p>
-    <w:p>
-      <w:r>
-        <w:rPr>
-          <w:b/>
-          <w:color w:val="4672C4"/>
-          <w:sz w:val="22"/>
-        </w:rPr>
-        <w:t>&gt;&gt; Section4b - Emploi - Activite principale</w:t>
-      </w:r>
-    </w:p>
-    <w:p>
-      <w:pPr>
-        <w:ind w:left="283"/>
-      </w:pPr>
-      <w:r>
-        <w:rPr>
-          <w:sz w:val="20"/>
-        </w:rPr>
-        <w:t>- Avertissement!! Le montant de Moussa FALL semble trop faible pour un revenu net gagné par trimestre. Veuillez, s'il vous plaît, confirmer cette information avec le QG ou la corriger.</w:t>
       </w:r>
     </w:p>
     <w:p>
@@ -3435,7 +3341,7 @@
         <w:rPr>
           <w:sz w:val="20"/>
         </w:rPr>
-        <w:t>- Attention ! Le prix unitaire d'achat (1600 Fcfa) de Lait en poudre en Kg (taille unique) est relativement faible par rapport aux autres prix observés dans cette zone. Prière de corriger ou de confirmer avec le QG. Attention ! Le prix unitaire d'achat (25 Fcfa) de Poivre en Sachets (Tres petit) est relativement faible par rapport aux autres prix observés dans cette zone. Prière de corriger ou de confirmer avec le QG. Attention ! Le prix unitaire d'achat (500 Fcfa) de Banane douce en Kg (taille unique) est relativement faible par rapport aux autres prix observés dans cette zone. Prière de corriger ou de confirmer avec le QG. Avertissement!!! Le ménage a consommé 28 Sachets Tres petit de Sucre en poudre , cette quantité semble anormale pour une consommation des 7 derniers jours.Prière de corriger ou de confirmer avec le QG. Incohérence!! Dans ce ménage, chaque individus consomme par jour 48.53486 Kg  de cereale; Prière de revoir les quantités prises de ces produits.</w:t>
+        <w:t>- Attention ! Le prix unitaire d'achat (1600 Fcfa) de Lait en poudre en Kg (taille unique) est relativement faible par rapport aux autres prix observés dans cette zone. Prière de corriger ou de confirmer avec le QG. Attention ! Soupçons de quantité anormale! Le ménage de MOUSSA FALL avec une taille de 5 personnes a consommé 42 Cuillère en Petit de Lait en poudre qui est relativement élevé comme consommation par rapport à la condition de vie des autres ménages de même taille dans cette zone. Prière de corriger ou de confirmer avec le QG. Attention ! Le prix unitaire d'achat (4400 Fcfa) de Poisson frais type 11 en Kg (taille unique) est relativement élevé par rapport aux autres prix observés dans cette zone. Prière de corriger ou de confirmer avec le QG. Attention ! Le prix unitaire d'achat (500 Fcfa) de Banane douce en Kg (taille unique) est relativement faible par rapport aux autres prix observés dans cette zone. Prière de corriger ou de confirmer avec le QG. Avertissement!!! Le ménage a consommé 28 Sachets Tres petit de Sucre en poudre , cette quantité semble anormale pour une consommation des 7 derniers jours.Prière de corriger ou de confirmer avec le QG. Incohérence!! Dans ce ménage, chaque individus consomme par jour 78.716 Kg  de cereale; Prière de revoir les quantités prises de ces produits.</w:t>
       </w:r>
     </w:p>
     <w:p>
@@ -3457,48 +3363,6 @@
           <w:sz w:val="20"/>
         </w:rPr>
         <w:t>- La dépense en alimentation pour Gamou  ne peut être 0. Veuillez s'il vous plaît revoir ce montant.</w:t>
-      </w:r>
-    </w:p>
-    <w:p>
-      <w:r>
-        <w:rPr>
-          <w:b/>
-          <w:color w:val="4672C4"/>
-          <w:sz w:val="22"/>
-        </w:rPr>
-        <w:t>&gt;&gt; Section9c - Depenses non-alimentaires - 30 jours</w:t>
-      </w:r>
-    </w:p>
-    <w:p>
-      <w:pPr>
-        <w:ind w:left="283"/>
-      </w:pPr>
-      <w:r>
-        <w:rPr>
-          <w:sz w:val="20"/>
-        </w:rPr>
-        <w:t>- Peu plausible! le montant de la dépense pour Charbon de bois/Charbon minéral semble faible. Veuillez, s'il vous plaît, confirmer cette information avec le QG ou la corriger.</w:t>
-      </w:r>
-    </w:p>
-    <w:p>
-      <w:r>
-        <w:rPr>
-          <w:b/>
-          <w:color w:val="4672C4"/>
-          <w:sz w:val="22"/>
-        </w:rPr>
-        <w:t>&gt;&gt; Section10b - caracteristiques entreprise non agricole</w:t>
-      </w:r>
-    </w:p>
-    <w:p>
-      <w:pPr>
-        <w:ind w:left="283"/>
-      </w:pPr>
-      <w:r>
-        <w:rPr>
-          <w:sz w:val="20"/>
-        </w:rPr>
-        <w:t>- Le montant dépensé de L'entreprise il vend des bijoux c est un marchand ambulant pour l'achat de ces marchandises revendues en état, sans transformation ne peut être supérieur aux montants obtenus sur la revente de marchandises achetées et revendues en état au cours des 30 derniers jours ou durant le dernier mois où l'entreprise a fonctionné (s10q47 &gt; s10q46), prière de corriger.</w:t>
       </w:r>
     </w:p>
     <w:p>
@@ -3844,27 +3708,6 @@
           <w:color w:val="4672C4"/>
           <w:sz w:val="22"/>
         </w:rPr>
-        <w:t>&gt;&gt; Section0 - Identification et renseignements de controle</w:t>
-      </w:r>
-    </w:p>
-    <w:p>
-      <w:pPr>
-        <w:ind w:left="283"/>
-      </w:pPr>
-      <w:r>
-        <w:rPr>
-          <w:sz w:val="20"/>
-        </w:rPr>
-        <w:t>- Le questionnaire semble ne pas être complètement fini mais le questionnaire est en statut complet, prière de compléter le questionnaire.</w:t>
-      </w:r>
-    </w:p>
-    <w:p>
-      <w:r>
-        <w:rPr>
-          <w:b/>
-          <w:color w:val="4672C4"/>
-          <w:sz w:val="22"/>
-        </w:rPr>
         <w:t>&gt;&gt; Section1 - Caracteristiques des membres</w:t>
       </w:r>
     </w:p>
@@ -3899,7 +3742,7 @@
         <w:rPr>
           <w:sz w:val="20"/>
         </w:rPr>
-        <w:t>- Peu probable! fatoumata binta barry  n'arrive pas  à comprendre un petit texte lu dans une langue locale (s02q03). Veuillez corriger ou donner des explications au QG. Peu probable! fatoumata binta barry  ne sait ni lire, ni écrire, ni comprendre dans aucune des langues  (s02q01,s02q02,s02q03). Veuillez corriger ou donner des explications au QG. Peu plausible fatoumata binta barry fréquente au minimum le fondamental 1 mais ne sait ni lire ni comprendre la langue française, prière de corriger ou de confirmer avec le QG merci.  Incohérence ! le montant payé de fatoumata binta barry pour les frais de scolarité est très faible. veuillez, s'il vous plait, confirmer ces informations avec le QG ou apporter les corrections nécessaires. Incohérence!! La dépense liée à la cotisation de fatoumata binta barry qui fréquente une école privée est supérieur aux frais de scolarités, les cotisations ne peuvent pas être supérieur  à la scolarisation. Prière de corriger ces cas.  Incohérence ! seulement les écoles gouvermentales paient les cotisations (Gouvernement, communauté, ONG ou organisation humanitaire). veuillez, s'il vous plait, confirmer cette information de fatoumata binta barry avec le QG ou apporter les corrections nécessaires.</w:t>
+        <w:t>- Peu probable! fatoumata binta barry  n'arrive pas  à comprendre un petit texte lu dans une langue locale (s02q03). Veuillez corriger ou donner des explications au QG. Peu probable! fatoumata binta barry  ne sait ni lire, ni écrire, ni comprendre dans aucune des langues  (s02q01,s02q02,s02q03). Veuillez corriger ou donner des explications au QG. Peu plausible fatoumata binta barry fréquente au minimum le fondamental 1 mais ne sait ni lire ni comprendre la langue française, prière de corriger ou de confirmer avec le QG merci.</w:t>
       </w:r>
     </w:p>
     <w:p>
@@ -3983,7 +3826,7 @@
         <w:rPr>
           <w:sz w:val="20"/>
         </w:rPr>
-        <w:t>- Attention ! Le prix unitaire d'achat (1000 Fcfa) de Oignon frais en Kg (taille unique) est relativement élevé par rapport aux autres prix observés dans cette zone. Prière de corriger ou de confirmer avec le QG. Attention ! Le prix unitaire d'achat (50 Fcfa) de Aubergine sauvage  en Pièce (Moyen) est relativement faible par rapport aux autres prix observés dans cette zone. Prière de corriger ou de confirmer avec le QG. Attention ! Le prix unitaire d'achat (500 Fcfa) de Boissons gazeuses (Coca, Fanta, Vimto, Sprite, etc.) en Bouteille 1l (taille unique) est relativement faible par rapport aux autres prix observés dans cette zone. Prière de corriger ou de confirmer avec le QG. Avertissement!!! Le ménage a consommé 0.12 Kg taille unique de Pomme de terre, cette quantité semble anormale pour une consommation des 7 derniers jours. prière de corriger ou de confirmer avec le QG. Attention ! Le prix unitaire d'achat (1666.667 Fcfa) de Pomme de terre en Kg (taille unique) est relativement élevé par rapport aux autres prix observés dans cette zone. Prière de corriger ou de confirmer avec le QG. Incohérence!! Dans ce ménage, chaque individus consomme par jour 1.178571 Kg  de cereale; Prière de revoir les quantités prises de ces produits.</w:t>
+        <w:t>- Attention ! Le prix unitaire d'achat (1000 Fcfa) de Oignon frais en Kg (taille unique) est relativement élevé par rapport aux autres prix observés dans cette zone. Prière de corriger ou de confirmer avec le QG. Attention ! Le prix unitaire d'achat (1621.622 Fcfa) de Huile de palme raffinée en Litre (taille unique) est relativement élevé par rapport aux autres prix observés dans cette zone. Prière de corriger ou de confirmer avec le QG. Attention ! Le prix unitaire d'achat (25 Fcfa) de Gombo en poudre en Sachets (Tres petit) est relativement faible par rapport aux autres prix observés dans cette zone. Prière de corriger ou de confirmer avec le QG. Attention ! Le prix unitaire d'achat (50 Fcfa) de Aubergine sauvage  en Pièce (Moyen) est relativement faible par rapport aux autres prix observés dans cette zone. Prière de corriger ou de confirmer avec le QG. Attention ! Le prix unitaire d'achat (500 Fcfa) de Boissons gazeuses (Coca, Fanta, Vimto, Sprite, etc.) en Bouteille 1l (taille unique) est relativement faible par rapport aux autres prix observés dans cette zone. Prière de corriger ou de confirmer avec le QG. Avertissement!!! Le ménage a consommé 0.12 Kg taille unique de Pomme de terre, cette quantité semble anormale pour une consommation des 7 derniers jours. prière de corriger ou de confirmer avec le QG. Attention ! Le prix unitaire d'achat (1666.667 Fcfa) de Pomme de terre en Kg (taille unique) est relativement élevé par rapport aux autres prix observés dans cette zone. Prière de corriger ou de confirmer avec le QG. Incohérence!! Dans ce ménage, chaque individus consomme par jour 2.651786 Kg  de cereale; Prière de revoir les quantités prises de ces produits.</w:t>
       </w:r>
     </w:p>
     <w:p>
@@ -4382,7 +4225,7 @@
         <w:rPr>
           <w:sz w:val="20"/>
         </w:rPr>
-        <w:t>- Prière de renseigner toutes les informations du ménage dans la section 0 avant d'entamer les autres informations.</w:t>
+        <w:t>- Le questionnaire semble ne pas être complètement fini mais le questionnaire est en statut complet, prière de compléter le questionnaire.</w:t>
       </w:r>
     </w:p>
     <w:p>
@@ -4476,7 +4319,7 @@
           <w:color w:val="4672C4"/>
           <w:sz w:val="22"/>
         </w:rPr>
-        <w:t>&gt;&gt; Section7a2 - Repas pris a l'exterieur du menage</w:t>
+        <w:t>&gt;&gt; Section7b - Consommation alimentaire - 7 jours</w:t>
       </w:r>
     </w:p>
     <w:p>
@@ -4487,17 +4330,7 @@
         <w:rPr>
           <w:sz w:val="20"/>
         </w:rPr>
-        <w:t xml:space="preserve">- La section sur le repas pris à l'extérieur du ménage du membre Aissatou DIALLO n'est pas renseignée à 100 %. Prière de vérifier l'ensemble des questions relatives à ce membre et de les renseigner en totalité. </w:t>
-        <w:br/>
-        <w:t xml:space="preserve">- La section sur le repas pris à l'extérieur du ménage du membre EL HADJI Oumar DIALLO n'est pas renseignée à 100 %. Prière de vérifier l'ensemble des questions relatives à ce membre et de les renseigner en totalité. </w:t>
-        <w:br/>
-        <w:t xml:space="preserve">- La section sur le repas pris à l'extérieur du ménage du membre Fatoumata DIALLO n'est pas renseignée à 100 %. Prière de vérifier l'ensemble des questions relatives à ce membre et de les renseigner en totalité. Les montants pour les repas pris à l'extérieur de Fatoumata DIALLO dont il a achété ne sont pas renseignés à 100 %. Prière de vérifier l'ensemble des questions relatives à ce membre et de les renseigner en totalité. </w:t>
-        <w:br/>
-        <w:t xml:space="preserve">- La section sur le repas pris à l'extérieur du ménage du membre Issagha DIALLO n'est pas renseignée à 100 %. Prière de vérifier l'ensemble des questions relatives à ce membre et de les renseigner en totalité. </w:t>
-        <w:br/>
-        <w:t xml:space="preserve">- La section sur le repas pris à l'extérieur du ménage du membre Mamadou DIALLO n'est pas renseignée à 100 %. Prière de vérifier l'ensemble des questions relatives à ce membre et de les renseigner en totalité. </w:t>
-        <w:br/>
-        <w:t>- La section sur le repas pris à l'extérieur du ménage du membre Thierno Mariama DIALLO n'est pas renseignée à 100 %. Prière de vérifier l'ensemble des questions relatives à ce membre et de les renseigner en totalité.</w:t>
+        <w:t>- Attention ! Le prix unitaire d'achat (2000 Fcfa) de Capitaine frais en Sachets (Grand) est relativement élevé par rapport aux autres prix observés dans cette zone. Prière de corriger ou de confirmer avec le QG. Attention ! Le prix unitaire d'achat (800 Fcfa) de Pâte d'arachide en Kg (taille unique) est relativement faible par rapport aux autres prix observés dans cette zone. Prière de corriger ou de confirmer avec le QG. Attention ! Soupçons de quantité anormale! Le ménage de ALPHA ALIOU DIALLO avec une taille de 10 personnes a consommé 1.5 Kg en taille unique de Pâte d'arachide qui est relativement élevé comme consommation par rapport à la condition de vie des autres ménages de même taille dans cette zone. Prière de corriger ou de confirmer avec le QG. Attention ! Soupçons de quantité anormale! Le ménage de ALPHA ALIOU DIALLO avec une taille de 10 personnes a consommé 27 Cube en Moyen de Cube alimentaire (Maggi, Jumbo, ) qui est relativement élevé comme consommation par rapport à la condition de vie des autres ménages de même taille dans cette zone. Prière de corriger ou de confirmer avec le QG. Avertissement!! La quantité (7 litre) du produit Huile de palme raffinée consommée  par le ménage semble très élevé, prière de corriger ou confirmer avec le QG. Avertissement!!!Le ménage a consommé 63 Sachets de Tres petit de Sucre en poudre   ce qui semble incoherent pour une consommation aucours des 7 derniers jours, prière de verifier et corriger. Avertissement!!! Le ménage a consommé 63 Sachets Tres petit de Sucre en poudre , cette quantité semble anormale pour une consommation des 7 derniers jours.Prière de corriger ou de confirmer avec le QG. Attention ! Le prix unitaire d'achat (650 Fcfa) de Sucre en poudre  en Kg (taille unique) est relativement élevé par rapport aux autres prix observés dans cette zone. Prière de corriger ou de confirmer avec le QG. Avertissement!!!Le ménage a consommé 84 Cuillère de Tres petit de Lait en poudre  ce qui semble incoherent pour une consommation aucours des 7 derniers jours, prière de verifier et corriger. Incohérence!! Dans ce ménage, chaque individus consomme par jour 45.125 Kg  de cereale; Prière de revoir les quantités prises de ces produits. Le prix d'achat unitaire (1200 Fcfa) de Riz local fumé (malo-woussou) en Sac (25 Kg) de taille taille unique est très faible, prière de regarder les reponses prises dans les questions s07bq07a s07bq07b s07bq07c s07bq08 pour mieux corriger. Attention ! Le prix unitaire d'achat (1200 Fcfa) de Riz local fumé (malo-woussou) en Sac (25 Kg) (taille unique) est relativement faible par rapport aux autres prix observés dans cette zone. Prière de corriger ou de confirmer avec le QG.</w:t>
       </w:r>
     </w:p>
     <w:p>
@@ -4992,7 +4825,7 @@
         <w:rPr>
           <w:sz w:val="20"/>
         </w:rPr>
-        <w:t>- Attention ! Le prix unitaire d'achat (1041.667 Fcfa) de Oignon frais en Kg (taille unique) est relativement élevé par rapport aux autres prix observés dans cette zone. Prière de corriger ou de confirmer avec le QG. Attention ! Le prix unitaire d'achat (25 Fcfa) de Citron en Pièce (Petit) est relativement faible par rapport aux autres prix observés dans cette zone. Prière de corriger ou de confirmer avec le QG. Attention ! Le prix unitaire d'achat (37.5 Fcfa) de Cube alimentaire (Maggi, Jumbo, ) en Cube (Petit) est relativement élevé par rapport aux autres prix observés dans cette zone. Prière de corriger ou de confirmer avec le QG. Attention ! Le prix unitaire d'achat (50 Fcfa) de Aubergine   en Pièce (Petit) est relativement faible par rapport aux autres prix observés dans cette zone. Prière de corriger ou de confirmer avec le QG. Attention ! Le prix unitaire d'achat (500 Fcfa) de Ail en Gousse (Petit) est relativement élevé par rapport aux autres prix observés dans cette zone. Prière de corriger ou de confirmer avec le QG. Attention ! Soupçons de quantité anormale! Le ménage de aliou diouf avec une taille de 8 personnes a consommé 21 Pièce en Petit de Poivron frais qui est relativement élevé comme consommation par rapport à la condition de vie des autres ménages de même taille dans cette zone. Prière de corriger ou de confirmer avec le QG. Avertissement!!! Le ménage a consommé 10 Pièce Moyen de Poisson frais type 9, cette quantité semble anormale pour une consommation des 7 derniers jours.Prière de corriger ou de confirmer avec le QG. Avertissement!!!Le ménage a consommé 56 Sachets de Petit de Lait en poudre  ce qui semble incoherent pour une consommation aucours des 7 derniers jours, prière de verifier et corriger.</w:t>
+        <w:t>- Attention ! Le prix unitaire d'achat (1041.667 Fcfa) de Oignon frais en Kg (taille unique) est relativement élevé par rapport aux autres prix observés dans cette zone. Prière de corriger ou de confirmer avec le QG. Attention ! Le prix unitaire d'achat (25 Fcfa) de Citron en Pièce (Petit) est relativement faible par rapport aux autres prix observés dans cette zone. Prière de corriger ou de confirmer avec le QG. Attention ! Le prix unitaire d'achat (25 Fcfa) de Gombo en poudre en Sachets (Tres petit) est relativement faible par rapport aux autres prix observés dans cette zone. Prière de corriger ou de confirmer avec le QG. Attention ! Le prix unitaire d'achat (37.5 Fcfa) de Cube alimentaire (Maggi, Jumbo, ) en Cube (Petit) est relativement élevé par rapport aux autres prix observés dans cette zone. Prière de corriger ou de confirmer avec le QG. Attention ! Le prix unitaire d'achat (500 Fcfa) de Ail en Gousse (Petit) est relativement élevé par rapport aux autres prix observés dans cette zone. Prière de corriger ou de confirmer avec le QG. Attention ! Soupçons de quantité anormale! Le ménage de aliou diouf avec une taille de 8 personnes a consommé 14 Sachets en Petit de Poivre qui est relativement élevé comme consommation par rapport à la condition de vie des autres ménages de même taille dans cette zone. Prière de corriger ou de confirmer avec le QG. Attention ! Soupçons de quantité anormale! Le ménage de aliou diouf avec une taille de 8 personnes a consommé 21 Pièce en Petit de Poivron frais qui est relativement élevé comme consommation par rapport à la condition de vie des autres ménages de même taille dans cette zone. Prière de corriger ou de confirmer avec le QG. Avertissement!!! Le ménage a consommé 10 Pièce Moyen de Poisson frais type 9, cette quantité semble anormale pour une consommation des 7 derniers jours.Prière de corriger ou de confirmer avec le QG. Avertissement!!!Le ménage a consommé 56 Sachets de Tres petit de Lait en poudre  ce qui semble incoherent pour une consommation aucours des 7 derniers jours, prière de verifier et corriger. Incohérence!! Dans ce ménage, chaque individus consomme par jour .6428571 Kg  de cereale; Prière de revoir les quantités prises de ces produits.</w:t>
       </w:r>
     </w:p>
     <w:p>
@@ -5433,8 +5266,6 @@
         <w:rPr>
           <w:sz w:val="20"/>
         </w:rPr>
-        <w:t xml:space="preserve">- Incoherence! fama niang dispose d'un téléphone portable à s01q39, donc la raison évoquée ne peut pas être (ne dispose pas d'appareil). </w:t>
-        <w:br/>
         <w:t>- Les informations sur l'acte de naissance (ni Jours, ni mois et ni années) de  marieme niang  manquent, s'il vous plait pouvez-vous fournir d'effort pour avoir ces informations.</w:t>
       </w:r>
     </w:p>
@@ -5525,7 +5356,7 @@
         <w:rPr>
           <w:sz w:val="20"/>
         </w:rPr>
-        <w:t>- Attention ! Le prix unitaire d'achat (300 Fcfa) de Feuilles de patate en Sachets (Petit) est relativement élevé par rapport aux autres prix observés dans cette zone. Prière de corriger ou de confirmer avec le QG. Attention ! Soupçons de quantité anormale! Le ménage de assane niang avec une taille de 4 personnes a consommé 21 Cube en Petit de Cube alimentaire (Maggi, Jumbo, ) qui est relativement élevé comme consommation par rapport à la condition de vie des autres ménages de même taille dans cette zone. Prière de corriger ou de confirmer avec le QG. Attention ! Soupçons de quantité anormale! Le ménage de assane niang avec une taille de 4 personnes a consommé 6 Tas en Tres petit de Autres condiments (persil, céléri, etc.) qui est relativement élevé comme consommation par rapport à la condition de vie des autres ménages de même taille dans cette zone. Prière de corriger ou de confirmer avec le QG.</w:t>
+        <w:t>- Attention ! Le prix unitaire d'achat (300 Fcfa) de Feuilles de patate en Sachets (Petit) est relativement élevé par rapport aux autres prix observés dans cette zone. Prière de corriger ou de confirmer avec le QG. Attention ! Soupçons de quantité anormale! Le ménage de assane niang avec une taille de 4 personnes a consommé 42 Sachets en Petit de Lait en poudre qui est relativement élevé comme consommation par rapport à la condition de vie des autres ménages de même taille dans cette zone. Prière de corriger ou de confirmer avec le QG. Attention ! Soupçons de quantité anormale! Le ménage de assane niang avec une taille de 4 personnes a consommé 6 Tas en Tres petit de Autres condiments (persil, céléri, etc.) qui est relativement élevé comme consommation par rapport à la condition de vie des autres ménages de même taille dans cette zone. Prière de corriger ou de confirmer avec le QG. Attention ! Soupçons de quantité anormale! Le ménage de assane niang avec une taille de 4 personnes a consommé 7 Morceau (Portion) en Tres petit de Escargots qui est relativement élevé comme consommation par rapport à la condition de vie des autres ménages de même taille dans cette zone. Prière de corriger ou de confirmer avec le QG. Incohérence!! Dans ce ménage, chaque individus consomme par jour 1.035714 Kg  de cereale; Prière de revoir les quantités prises de ces produits. Incohérence!! Dans ce ménage, chaque individus consomme par jour 1.035714 Kg  de cereale; Prière de revoir les quantités prises de ces produits.</w:t>
       </w:r>
     </w:p>
     <w:p>
@@ -5966,27 +5797,13 @@
         <w:rPr>
           <w:sz w:val="20"/>
         </w:rPr>
-        <w:t xml:space="preserve">- Avertissement!!!  ASTOU CISS  possède un téléphone android mais dit n'avoir pas accès à l'internet, prière de confirmer cette information avec le QG ou la corriger. Incoherence! ASTOU CISS dispose d'un téléphone portable à s01q39, donc la raison évoquée ne peut pas être (ne dispose pas d'appareil). </w:t>
-        <w:br/>
-        <w:t>-  Avertissement!!!  AWA NDOYE  possède un téléphone android mais dit n'avoir pas accès à l'internet, prière de confirmer cette information avec le QG ou la corriger. Incohérence!! Le nombre d'année (9999) que AWA NDOYE a vécu dans la localité est superieur à son âge (53) ou ne sait pas. Prière de corriger.</w:t>
-        <w:br/>
-        <w:t xml:space="preserve">-  Avertissement!!!  ELISABETTE NDIAYE  possède un téléphone android mais dit n'avoir pas accès à l'internet, prière de confirmer cette information avec le QG ou la corriger. Incoherence! ELISABETTE NDIAYE dispose d'un téléphone portable à s01q39, donc la raison évoquée ne peut pas être (ne dispose pas d'appareil). </w:t>
-        <w:br/>
-        <w:t xml:space="preserve">-  Avertissement!!!  FATOU SAMB  possède un téléphone android mais dit n'avoir pas accès à l'internet, prière de confirmer cette information avec le QG ou la corriger. Incoherence! FATOU SAMB dispose d'un téléphone portable à s01q39, donc la raison évoquée ne peut pas être (ne dispose pas d'appareil). </w:t>
-        <w:br/>
-        <w:t xml:space="preserve">-  Avertissement!!!  ISSAKHA SAMB  possède un téléphone android mais dit n'avoir pas accès à l'internet, prière de confirmer cette information avec le QG ou la corriger. Incoherence! ISSAKHA SAMB dispose d'un téléphone portable à s01q39, donc la raison évoquée ne peut pas être (ne dispose pas d'appareil). </w:t>
-        <w:br/>
-        <w:t xml:space="preserve">-  Avertissement!!!  MOUSSA SAMB  possède un téléphone android mais dit n'avoir pas accès à l'internet, prière de confirmer cette information avec le QG ou la corriger. Incoherence! MOUSSA SAMB dispose d'un téléphone portable à s01q39, donc la raison évoquée ne peut pas être (ne dispose pas d'appareil). </w:t>
-        <w:br/>
-        <w:t xml:space="preserve">-  Avertissement!!!  NDEYE SOKHNA SARR  possède un téléphone android mais dit n'avoir pas accès à l'internet, prière de confirmer cette information avec le QG ou la corriger. Incoherence! NDEYE SOKHNA SARR dispose d'un téléphone portable à s01q39, donc la raison évoquée ne peut pas être (ne dispose pas d'appareil). Attention ! Le montant (5000 Fcfa) dépensé ou reçu en cadeau pour les cartes prépayées, les transferts de crédit et les abonnements de  NDEYE SOKHNA SARR est relativement élevé par rapport aux autres montants depansés observés dans cette zone. Prière de corriger ou de confirmer avec le QG. Attention ! Le montant (5000 Fcfa) dépensé ou reçu en cadeau pour les recharges internet ou de forfaits de données mobiles(hors appels vocaux), aucours des 30 derniers jours de  NDEYE SOKHNA SARR est relativement élevé par rapport aux autres montants depansés observés dans cette zone. Prière de corriger ou de confirmer avec le QG. </w:t>
-        <w:br/>
-        <w:t xml:space="preserve">-  Avertissement!!!  NDIAGA SAMB  possède un téléphone android mais dit n'avoir pas accès à l'internet, prière de confirmer cette information avec le QG ou la corriger. Incoherence! NDIAGA SAMB dispose d'un téléphone portable à s01q39, donc la raison évoquée ne peut pas être (ne dispose pas d'appareil). </w:t>
-        <w:br/>
-        <w:t xml:space="preserve">-  Avertissement!!!  PA IBRA SAMB  possède un téléphone android mais dit n'avoir pas accès à l'internet, prière de confirmer cette information avec le QG ou la corriger. Incoherence! PA IBRA SAMB dispose d'un téléphone portable à s01q39, donc la raison évoquée ne peut pas être (ne dispose pas d'appareil). </w:t>
+        <w:t xml:space="preserve">- Avertissement!!!  AWA NDOYE  possède un téléphone android mais dit n'avoir pas accès à l'internet, prière de confirmer cette information avec le QG ou la corriger. </w:t>
         <w:br/>
         <w:t xml:space="preserve">-  Avertissement!!!  PAPE MALICK SAMB  possède un téléphone android mais dit n'avoir pas accès à l'internet, prière de confirmer cette information avec le QG ou la corriger. </w:t>
         <w:br/>
-        <w:t>-  Avertissement!!!  SEYDOU SAMB  possède un téléphone android mais dit n'avoir pas accès à l'internet, prière de confirmer cette information avec le QG ou la corriger.</w:t>
+        <w:t xml:space="preserve">-  Avertissement!!!  SEYDOU SAMB  possède un téléphone android mais dit n'avoir pas accès à l'internet, prière de confirmer cette information avec le QG ou la corriger. </w:t>
+        <w:br/>
+        <w:t>- Attention ! Le montant (5000 Fcfa) dépensé ou reçu en cadeau pour les cartes prépayées, les transferts de crédit et les abonnements de  NDEYE SOKHNA SARR est relativement élevé par rapport aux autres montants depansés observés dans cette zone. Prière de corriger ou de confirmer avec le QG. Attention ! Le montant (5000 Fcfa) dépensé ou reçu en cadeau pour les recharges internet ou de forfaits de données mobiles(hors appels vocaux), aucours des 30 derniers jours de  NDEYE SOKHNA SARR est relativement élevé par rapport aux autres montants depansés observés dans cette zone. Prière de corriger ou de confirmer avec le QG.</w:t>
       </w:r>
     </w:p>
     <w:p>
@@ -6069,9 +5886,7 @@
         <w:br/>
         <w:t xml:space="preserve">- Avertissement! Généralement les jeunes hommes (10 à 25ans) font des travaux ménager soit apprendre les enfants à reviser leurs léçons ou d'autres cours, PA IBRA SAMB n'a consacré aucune heure pour les travaux cités en s04q01, s04q02, s04q03, s04q04, s04q05, s04q06, s04q07 et s04q08.Prière de regarder pour corriger ou confirmer avec le QG. </w:t>
         <w:br/>
-        <w:t xml:space="preserve">- Avertissement! Généralement les jeunes hommes (10 à 25ans) font des travaux ménager soit apprendre les enfants à reviser leurs léçons ou d'autres cours, SEYDOU SAMB n'a consacré aucune heure pour les travaux cités en s04q01, s04q02, s04q03, s04q04, s04q05, s04q06, s04q07 et s04q08.Prière de regarder pour corriger ou confirmer avec le QG. </w:t>
-        <w:br/>
-        <w:t>- Avertissement! ISSAKHA SAMB est trop âgé ou en retraite mais il a moins de 58 ans, prière de corriger.</w:t>
+        <w:t>- Avertissement! Généralement les jeunes hommes (10 à 25ans) font des travaux ménager soit apprendre les enfants à reviser leurs léçons ou d'autres cours, SEYDOU SAMB n'a consacré aucune heure pour les travaux cités en s04q01, s04q02, s04q03, s04q04, s04q05, s04q06, s04q07 et s04q08.Prière de regarder pour corriger ou confirmer avec le QG.</w:t>
       </w:r>
     </w:p>
     <w:p>
@@ -6125,28 +5940,7 @@
         <w:rPr>
           <w:sz w:val="20"/>
         </w:rPr>
-        <w:t>- Attention ! Le prix unitaire d'achat (100 Fcfa) de Pain moderne (Baguette) en miche (Moyen) est relativement faible par rapport aux autres prix observés dans cette zone. Prière de corriger ou de confirmer avec le QG. Avertissement!! La quantité (4.5 litre) du produit Huile d'arachide raffinée consommée  par le ménage semble très élevé, prière de corriger ou confirmer avec le QG. Avertissement!! Les quantités du Thé en feuille consommées en Pièce semble incoherent car les ménages consomment géneralement en sachet ou en paquet, prière de corriger ou confirmer avec le QG. Avertissement!!! Le ménage a consommé 12 Pièce Moyen de Capitaine frais, cette quantité semble anormale pour une consommation des 7 derniers jours.Prière de corriger ou de confirmer avec le QG. Avertissement!!! Le ménage a consommé 7 Paquet Petit de Thé en sachet, cette quantité semble anormale pour une consommation des 7 derniers jours.Prière de corriger ou de confirmer avec le QG. Avertissement!! le prix unitaire (150 Fcfa) de Thé en sachet (unité: Paquet) de taille Petit est très faible ou élevé. Prière de corriger ou de confirmer avec le QG. Avertissement!!!Le ménage a consommé 56 Sachets industriel de Petit de Café en poudre soluble  ce qui semble incoherent pour une consommation aucours des 7 derniers jours, prière de verifier et corriger. Attention ! Le prix unitaire d'achat (25 Fcfa) de Café en poudre soluble en Sachets industriel (Petit) est relativement faible par rapport aux autres prix observés dans cette zone. Prière de corriger ou de confirmer avec le QG. Difficile de consommer le Sel en Sachets industriel Moyen prière de verifier. Incohérence!! Dans ce ménage, chaque individus consomme par jour 5.013736 Kg  de cereale; Prière de revoir les quantités prises de ces produits. Attention ! Le prix unitaire d'achat (350 Fcfa) de Riz importé parfumé en Kg (taille unique) est relativement faible par rapport aux autres prix observés dans cette zone. Prière de corriger ou de confirmer avec le QG.</w:t>
-      </w:r>
-    </w:p>
-    <w:p>
-      <w:r>
-        <w:rPr>
-          <w:b/>
-          <w:color w:val="4672C4"/>
-          <w:sz w:val="22"/>
-        </w:rPr>
-        <w:t>&gt;&gt; Section9e - Depenses non-alimentaires - 6 mois</w:t>
-      </w:r>
-    </w:p>
-    <w:p>
-      <w:pPr>
-        <w:ind w:left="283"/>
-      </w:pPr>
-      <w:r>
-        <w:rPr>
-          <w:sz w:val="20"/>
-        </w:rPr>
-        <w:t>- Moins possible d'avoir un ménage qui n'a effectué aucune des dépenses au cours de 6 derniers mois, prière de revoir la section pour ce ménage</w:t>
+        <w:t>- Attention ! Le prix unitaire d'achat (100 Fcfa) de Pain moderne (Baguette) en miche (Moyen) est relativement faible par rapport aux autres prix observés dans cette zone. Prière de corriger ou de confirmer avec le QG. Attention ! Le prix unitaire d'achat (100 Fcfa) de Piment séché en Sachets (Grand) est relativement faible par rapport aux autres prix observés dans cette zone. Prière de corriger ou de confirmer avec le QG. Avertissement!! La quantité (4.5 litre) du produit Huile d'arachide raffinée consommée  par le ménage semble très élevé, prière de corriger ou confirmer avec le QG. Avertissement!! Les quantités du Thé en feuille consommées en Pièce semble incoherent car les ménages consomment géneralement en sachet ou en paquet, prière de corriger ou confirmer avec le QG. Avertissement!!! Le ménage a consommé 12 Pièce Moyen de Capitaine frais, cette quantité semble anormale pour une consommation des 7 derniers jours.Prière de corriger ou de confirmer avec le QG. Avertissement!!! Le ménage a consommé 7 Paquet Petit de Thé en sachet, cette quantité semble anormale pour une consommation des 7 derniers jours.Prière de corriger ou de confirmer avec le QG. Avertissement!! le prix unitaire (150 Fcfa) de Thé en sachet (unité: Paquet) de taille Petit est très faible ou élevé. Prière de corriger ou de confirmer avec le QG. Avertissement!!!Le ménage a consommé 56 Sachets industriel de Tres petit de Café en poudre soluble  ce qui semble incoherent pour une consommation aucours des 7 derniers jours, prière de verifier et corriger. Attention ! Le prix unitaire d'achat (25 Fcfa) de Café en poudre soluble en Sachets industriel (Tres petit) est relativement faible par rapport aux autres prix observés dans cette zone. Prière de corriger ou de confirmer avec le QG. Difficile de consommer le Sel en Sachets industriel Moyen prière de verifier. Incohérence!! Dans ce ménage, chaque individus consomme par jour 8.383516 Kg  de cereale; Prière de revoir les quantités prises de ces produits. Attention ! Le prix unitaire d'achat (350 Fcfa) de Riz importé parfumé en Kg (taille unique) est relativement faible par rapport aux autres prix observés dans cette zone. Prière de corriger ou de confirmer avec le QG.</w:t>
       </w:r>
     </w:p>
     <w:p>
@@ -6534,6 +6328,27 @@
           <w:color w:val="4672C4"/>
           <w:sz w:val="22"/>
         </w:rPr>
+        <w:t>&gt;&gt; Section0 - Identification et renseignements de controle</w:t>
+      </w:r>
+    </w:p>
+    <w:p>
+      <w:pPr>
+        <w:ind w:left="283"/>
+      </w:pPr>
+      <w:r>
+        <w:rPr>
+          <w:sz w:val="20"/>
+        </w:rPr>
+        <w:t>- Le questionnaire semble ne pas être complètement fini mais le questionnaire est en statut complet, prière de compléter le questionnaire.</w:t>
+      </w:r>
+    </w:p>
+    <w:p>
+      <w:r>
+        <w:rPr>
+          <w:b/>
+          <w:color w:val="4672C4"/>
+          <w:sz w:val="22"/>
+        </w:rPr>
         <w:t>&gt;&gt; Section1 - Caracteristiques des membres</w:t>
       </w:r>
     </w:p>
@@ -6570,7 +6385,7 @@
         </w:rPr>
         <w:t xml:space="preserve">- La raison principale que MAODO NIANG n'a pas été à l'école entre 2024/2025 est pour siuvre une formation et semble exister dans les modalités, prière de prendre attache avec le QG pour plus d'explication afin de la classer bien. </w:t>
         <w:br/>
-        <w:t xml:space="preserve">- Le montant des frais pour les cahiers et autres matériels scolaires pour l'année scolaire de FATOU DIA GUISSE est faible ou élevé, veuillez, s'il vous plait, confirmer ces informations avec le QG ou apporter les corrections nécessaires. Le montant des frais de cantines ou de restauration pour l'année scolaire de FATOU DIA GUISSE est faible ou élevé. veuillez, s'il vous plait, confirmer ces informations avec le QG ou apporter les corrections nécessaires. </w:t>
+        <w:t xml:space="preserve">- Le montant des frais de cantines ou de restauration pour l'année scolaire de FATOU DIA GUISSE est faible ou élevé. veuillez, s'il vous plait, confirmer ces informations avec le QG ou apporter les corrections nécessaires. </w:t>
         <w:br/>
         <w:t xml:space="preserve">- Peu probable! AMI GUEYE  n'arrive pas  à comprendre un petit texte lu dans une langue locale (s02q03). Veuillez corriger ou donner des explications au QG. Le montant des frais de cantines ou de restauration pour l'année scolaire de AMI GUEYE est faible ou élevé. veuillez, s'il vous plait, confirmer ces informations avec le QG ou apporter les corrections nécessaires. </w:t>
         <w:br/>
@@ -6597,7 +6412,7 @@
         </w:rPr>
         <w:t xml:space="preserve">- Avertissement!!! KHADIDIATOU GUETTE MBENGUE enquêté dans l'emploi principale n'a pas declaré son salaire prière de fournir plus d'effort pour lui demander son salire, vous pouvez utiliser des stratégies pour faire une estimation ou demander des conseils au QG. Avertissement!!! KHADIDIATOU GUETTE MBENGUE enquêté dans l'emploi principale n'a pas declaré son revenu prière de fournir plus d'effort pour lui demander son revenu, vous pouvez utiliser des stratégies pour faire une estimation ou demander des conseils au QG. Incoherence! KHADIDIATOU GUETTE MBENGUE a comme secteur institutionel Etat/Collectivité locale ou Entreprise Publique/Parapublique et dit n'avoir pas un bulletin de salaire, prière de corriger cette incoherence. </w:t>
         <w:br/>
-        <w:t>- Avertissement!!! SINA NIANG est un Employés administratifs non classés ailleurs qui travaille dans Etat/Collectivités locales et a declaré comme catégorie socioprofessionnelle Ouvrier ou employé non qualifié , prière de vérifier cette information de catégorie socioprofessionnelle auprès de l'enquêté (e) ou confirmer avec le QG.</w:t>
+        <w:t>- Avertissement!!! SINA NIANG est un Employés administratifs non classés ailleurs qui travaille dans Etat/Collectivités locales et a declaré comme catégorie socioprofessionnelle Ouvrier ou employé qualifié , prière de vérifier cette information de catégorie socioprofessionnelle auprès de l'enquêté (e) ou confirmer avec le QG.</w:t>
       </w:r>
     </w:p>
     <w:p>
@@ -6618,30 +6433,7 @@
         <w:rPr>
           <w:sz w:val="20"/>
         </w:rPr>
-        <w:t xml:space="preserve">- Avertissement!!! KHADIDIATOU GUETTE MBENGUE a demandé un crédit auprès d'une institution financière au cours des 12 derniers mois, qui a obtenu un crédit auprès d'une de ces institutions au cours des 12 derniers mois dit n'avoir pas beneficer de crédit immobilier. Veuillez vous rassurez réellement que la personne n'a pas affecté de crédit immobilier. </w:t>
-        <w:br/>
-        <w:t>-  Le dernier crédit que SINA NIANG a contracté auprès de  l'institution est BMC et semble exister dans les modalités, prière de prendre attache avec le QG pour plus d'explication afin de la classer bien.</w:t>
-      </w:r>
-    </w:p>
-    <w:p>
-      <w:r>
-        <w:rPr>
-          <w:b/>
-          <w:color w:val="4672C4"/>
-          <w:sz w:val="22"/>
-        </w:rPr>
-        <w:t>&gt;&gt; Section7a2 - Repas pris a l'exterieur du menage</w:t>
-      </w:r>
-    </w:p>
-    <w:p>
-      <w:pPr>
-        <w:ind w:left="283"/>
-      </w:pPr>
-      <w:r>
-        <w:rPr>
-          <w:sz w:val="20"/>
-        </w:rPr>
-        <w:t>- Le montant total declaré de SINA NIANG concernant les repas pris à l'extérieur du ménage au cours des 7 jours semble élevé. Prière de vérifier et de corriger ou de confirmer ces informations avec le QG.</w:t>
+        <w:t>- Le dernier crédit que SINA NIANG a contracté auprès de  l'institution est BMC et semble exister dans les modalités, prière de prendre attache avec le QG pour plus d'explication afin de la classer bien.</w:t>
       </w:r>
     </w:p>
     <w:p>
@@ -6662,28 +6454,7 @@
         <w:rPr>
           <w:sz w:val="20"/>
         </w:rPr>
-        <w:t>- Attention ! Le prix unitaire d'achat (1500 Fcfa) de Vinaigre de citron  en Bouteille 1l (taille unique) est relativement élevé par rapport aux autres prix observés dans cette zone. Prière de corriger ou de confirmer avec le QG. Attention ! Le prix unitaire d'achat (400 Fcfa) de Lait en poudre en Kg (taille unique) est relativement faible par rapport aux autres prix observés dans cette zone. Prière de corriger ou de confirmer avec le QG. Attention ! Le prix unitaire d'achat (500 Fcfa) de Tomate fraîche en Tas (Moyen) est relativement élevé par rapport aux autres prix observés dans cette zone. Prière de corriger ou de confirmer avec le QG. Attention ! Le prix unitaire d'achat (550 Fcfa) de Lait concentré non-sucré en Pot (Petit) est relativement élevé par rapport aux autres prix observés dans cette zone. Prière de corriger ou de confirmer avec le QG. Attention ! Soupçons de quantité anormale! Le ménage de MAMADOU MATAR GUISSE avec une taille de 7 personnes a consommé 3 Sachets en Petit de Gingembre frais qui est relativement élevé comme consommation par rapport à la condition de vie des autres ménages de même taille dans cette zone. Prière de corriger ou de confirmer avec le QG. Attention ! Soupçons de quantité anormale! Le ménage de MAMADOU MATAR GUISSE avec une taille de 7 personnes a consommé 3 Tas en Moyen de Carpe frais qui est relativement élevé comme consommation par rapport à la condition de vie des autres ménages de même taille dans cette zone. Prière de corriger ou de confirmer avec le QG. Attention ! Soupçons de quantité anormale! Le ménage de MAMADOU MATAR GUISSE avec une taille de 7 personnes a consommé 4.5 Kg en taille unique de Sucre en poudre  qui est relativement élevé comme consommation par rapport à la condition de vie des autres ménages de même taille dans cette zone. Prière de corriger ou de confirmer avec le QG. Attention ! Soupçons de quantité anormale! Le ménage de MAMADOU MATAR GUISSE avec une taille de 7 personnes a consommé 7 Pièce en Moyen de Viande de poulet entier qui est relativement élevé comme consommation par rapport à la condition de vie des autres ménages de même taille dans cette zone. Prière de corriger ou de confirmer avec le QG. Attention ! Soupçons de quantité anormale! Le ménage de MAMADOU MATAR GUISSE avec une taille de 7 personnes a consommé 8 Kg en taille unique de Oignon frais qui est relativement élevé comme consommation par rapport à la condition de vie des autres ménages de même taille dans cette zone. Prière de corriger ou de confirmer avec le QG. Avertissement!! La quantité (6 litre) du produit Huile d'arachide raffinée consommée  par le ménage semble très élevé, prière de corriger ou confirmer avec le QG. Avertissement!! Les quantités du Thé en feuille consommées en Pièce semble incoherent car les ménages consomment géneralement en sachet ou en paquet, prière de corriger ou confirmer avec le QG. Avertissement!!! Le ménage a consommé 2 Paquet Petit de Thé en sachet, cette quantité semble anormale pour une consommation des 7 derniers jours.Prière de corriger ou de confirmer avec le QG. Avertissement!! le prix unitaire (100 Fcfa) de Thé en sachet (unité: Paquet) de taille Petit est très faible ou élevé. Prière de corriger ou de confirmer avec le QG. Avertissement!!! Le ménage a consommé 21 Cuillère Petit de Chocolat pâte à tartiner, cette quantité semble anormale pour une consommation des 7 derniers jours.Prière de corriger ou de confirmer avec le QG. Attention ! Soupçons de quantité anormale! Le ménage de MAMADOU MATAR GUISSE avec une taille de 7 personnes a consommé 21 Cuillère en Petit de Chocolat pâte à tartiner qui est relativement élevé comme consommation par rapport à la condition de vie des autres ménages de même taille dans cette zone. Prière de corriger ou de confirmer avec le QG. Difficile de consommer le Sel en Sachets industriel Petit prière de verifier. Incohérence!! Dans ce ménage, chaque individus consomme par jour 30.55755 Kg  de cereale; Prière de revoir les quantités prises de ces produits. Incohérence!! Dans ce ménage, chaque individus consomme par jour 30.55755 Kg  de cereale; Prière de revoir les quantités prises de ces produits. Le prix d'achat unitaire (6000 Fcfa) de Poisson de mer séché (yayeboye) en Kg de taille taille unique prière de regarder les reponses prises dans les questions s07bq07a s07bq07b s07bq07c s07bq08 pour mieux corriger. Le prix d'achat unitaire (8000 Fcfa) de Silure séché en Kg de taille taille unique prière de regarder les reponses prises dans les questions s07bq07a s07bq07b s07bq07c s07bq08 pour mieux corriger.</w:t>
-      </w:r>
-    </w:p>
-    <w:p>
-      <w:r>
-        <w:rPr>
-          <w:b/>
-          <w:color w:val="4672C4"/>
-          <w:sz w:val="22"/>
-        </w:rPr>
-        <w:t>&gt;&gt; Section9a - Depenses de fetes et ceremonies</w:t>
-      </w:r>
-    </w:p>
-    <w:p>
-      <w:pPr>
-        <w:ind w:left="283"/>
-      </w:pPr>
-      <w:r>
-        <w:rPr>
-          <w:sz w:val="20"/>
-        </w:rPr>
-        <w:t>- La somme des dépenses pour Magal  de ce ménage semble  élevé, merci de regarder les montant pris dans les questions s09Aq03 s09Aq04 s09Aq05 s09Aq06 s09Aq07 et corriger ou confirmer ces montants avec le QG.</w:t>
+        <w:t>- Attention ! Le prix unitaire d'achat (1578.947 Fcfa) de Huile de palme raffinée en Litre (taille unique) est relativement élevé par rapport aux autres prix observés dans cette zone. Prière de corriger ou de confirmer avec le QG. Attention ! Le prix unitaire d'achat (400 Fcfa) de Lait en poudre en Kg (taille unique) est relativement faible par rapport aux autres prix observés dans cette zone. Prière de corriger ou de confirmer avec le QG. Attention ! Le prix unitaire d'achat (500 Fcfa) de Tomate fraîche en Tas (Moyen) est relativement élevé par rapport aux autres prix observés dans cette zone. Prière de corriger ou de confirmer avec le QG. Attention ! Le prix unitaire d'achat (550 Fcfa) de Lait concentré non-sucré en Pot (Petit) est relativement élevé par rapport aux autres prix observés dans cette zone. Prière de corriger ou de confirmer avec le QG. Attention ! Soupçons de quantité anormale! Le ménage de MAMADOU MATAR GUISSE avec une taille de 7 personnes a consommé 3 Sachets en Petit de Gingembre frais qui est relativement élevé comme consommation par rapport à la condition de vie des autres ménages de même taille dans cette zone. Prière de corriger ou de confirmer avec le QG. Attention ! Soupçons de quantité anormale! Le ménage de MAMADOU MATAR GUISSE avec une taille de 7 personnes a consommé 3 Tas en Moyen de Carpe frais qui est relativement élevé comme consommation par rapport à la condition de vie des autres ménages de même taille dans cette zone. Prière de corriger ou de confirmer avec le QG. Attention ! Soupçons de quantité anormale! Le ménage de MAMADOU MATAR GUISSE avec une taille de 7 personnes a consommé 4.5 Kg en taille unique de Sucre en poudre  qui est relativement élevé comme consommation par rapport à la condition de vie des autres ménages de même taille dans cette zone. Prière de corriger ou de confirmer avec le QG. Attention ! Soupçons de quantité anormale! Le ménage de MAMADOU MATAR GUISSE avec une taille de 7 personnes a consommé 7 Pièce en Moyen de Viande de poulet entier qui est relativement élevé comme consommation par rapport à la condition de vie des autres ménages de même taille dans cette zone. Prière de corriger ou de confirmer avec le QG. Attention ! Soupçons de quantité anormale! Le ménage de MAMADOU MATAR GUISSE avec une taille de 7 personnes a consommé 8 Kg en taille unique de Oignon frais qui est relativement élevé comme consommation par rapport à la condition de vie des autres ménages de même taille dans cette zone. Prière de corriger ou de confirmer avec le QG. Avertissement!! La quantité (6 litre) du produit Huile d'arachide raffinée consommée  par le ménage semble très élevé, prière de corriger ou confirmer avec le QG. Avertissement!! Les quantités du Thé en feuille consommées en Pièce semble incoherent car les ménages consomment géneralement en sachet ou en paquet, prière de corriger ou confirmer avec le QG. Avertissement!!! Le ménage a consommé 2 Paquet Tres petit de Thé en sachet, cette quantité semble anormale pour une consommation des 7 derniers jours.Prière de corriger ou de confirmer avec le QG. Avertissement!! le prix unitaire (100 Fcfa) de Thé en sachet (unité: Paquet) de taille Tres petit est très faible ou élevé. Prière de corriger ou de confirmer avec le QG. Avertissement!!! Le ménage a consommé 21 Cuillère Petit de Chocolat pâte à tartiner, cette quantité semble anormale pour une consommation des 7 derniers jours.Prière de corriger ou de confirmer avec le QG. Difficile de consommer le Sel en Sachets industriel Petit prière de verifier. Incohérence!! Dans ce ménage, chaque individus consomme par jour 54.44653 Kg  de cereale; Prière de revoir les quantités prises de ces produits. Incohérence!! Dans ce ménage, chaque individus consomme par jour 54.44653 Kg  de cereale; Prière de revoir les quantités prises de ces produits. Le prix d'achat unitaire (6000 Fcfa) de Poisson de mer séché (yayeboye) en Kg de taille taille unique prière de regarder les reponses prises dans les questions s07bq07a s07bq07b s07bq07c s07bq08 pour mieux corriger. Le prix d'achat unitaire (8000 Fcfa) de Silure séché en Kg de taille taille unique prière de regarder les reponses prises dans les questions s07bq07a s07bq07b s07bq07c s07bq08 pour mieux corriger.</w:t>
       </w:r>
     </w:p>
     <w:p>
@@ -6746,17 +6517,7 @@
         <w:rPr>
           <w:sz w:val="20"/>
         </w:rPr>
-        <w:t xml:space="preserve">- Peu plausible! le montant de la dépense pour Chaussures enfants semble élevé. Veuillez, s'il vous plaît, confirmer cette information avec le QG ou la corriger. </w:t>
-        <w:br/>
         <w:t xml:space="preserve">- Peu plausible! le montant de la dépense pour Chaussures femmes semble élevé. Veuillez, s'il vous plaît, confirmer cette information avec le QG ou la corriger. </w:t>
-        <w:br/>
-        <w:t xml:space="preserve">- Peu plausible! le montant de la dépense pour Parfums semble élevé. Veuillez, s'il vous plaît, confirmer cette information avec le QG ou la corriger. </w:t>
-        <w:br/>
-        <w:t xml:space="preserve">- Peu plausible! le montant de la dépense pour Tissus d'habillement: tissus pagne, tissu pagne du tisserand, tissu synthétique, etc. semble élevé. Veuillez, s'il vous plaît, confirmer cette information avec le QG ou la corriger. </w:t>
-        <w:br/>
-        <w:t xml:space="preserve">- Peu plausible! le montant de la dépense pour Vêtements enfants (0-14 ans): layette pour bébé, chemise, pantalon garçon, robe fillette, slip enfant, blouses, etc. (Pas inclure les uniformes scolaires) semble élevé. Veuillez, s'il vous plaît, confirmer cette information avec le QG ou la corriger. </w:t>
-        <w:br/>
-        <w:t xml:space="preserve">- Peu plausible! le montant de la dépense pour Vêtements femmes (15 ans et plus): robe, jupe, pantalon, ensemble, etc. semble élevé. Veuillez, s'il vous plaît, confirmer cette information avec le QG ou la corriger. </w:t>
         <w:br/>
         <w:t>- Peu plausible! le montant de la dépense pour Vêtements hommes (15 ans et plus): chemise, pantalon, veste, ensemble, vêtements de travail, etc. semble élevé. Veuillez, s'il vous plaît, confirmer cette information avec le QG ou la corriger.</w:t>
       </w:r>
